--- a/tillsyn/A 9406-2025 tillsynsbegäran.docx
+++ b/tillsyn/A 9406-2025 tillsynsbegäran.docx
@@ -245,7 +245,7 @@
     <w:r>
       <w:tab/>
       <w:tab/>
-      <w:t>2025-02-28</w:t>
+      <w:t>2025-03-01</w:t>
       <w:br/>
       <w:br/>
     </w:r>

--- a/tillsyn/A 9406-2025 tillsynsbegäran.docx
+++ b/tillsyn/A 9406-2025 tillsynsbegäran.docx
@@ -245,7 +245,7 @@
     <w:r>
       <w:tab/>
       <w:tab/>
-      <w:t>2025-03-01</w:t>
+      <w:t>2025-03-02</w:t>
       <w:br/>
       <w:br/>
     </w:r>

--- a/tillsyn/A 9406-2025 tillsynsbegäran.docx
+++ b/tillsyn/A 9406-2025 tillsynsbegäran.docx
@@ -245,7 +245,7 @@
     <w:r>
       <w:tab/>
       <w:tab/>
-      <w:t>2025-03-02</w:t>
+      <w:t>2025-03-03</w:t>
       <w:br/>
       <w:br/>
     </w:r>

--- a/tillsyn/A 9406-2025 tillsynsbegäran.docx
+++ b/tillsyn/A 9406-2025 tillsynsbegäran.docx
@@ -245,7 +245,7 @@
     <w:r>
       <w:tab/>
       <w:tab/>
-      <w:t>2025-03-03</w:t>
+      <w:t>2025-03-04</w:t>
       <w:br/>
       <w:br/>
     </w:r>

--- a/tillsyn/A 9406-2025 tillsynsbegäran.docx
+++ b/tillsyn/A 9406-2025 tillsynsbegäran.docx
@@ -245,7 +245,7 @@
     <w:r>
       <w:tab/>
       <w:tab/>
-      <w:t>2025-03-04</w:t>
+      <w:t>2025-03-05</w:t>
       <w:br/>
       <w:br/>
     </w:r>

--- a/tillsyn/A 9406-2025 tillsynsbegäran.docx
+++ b/tillsyn/A 9406-2025 tillsynsbegäran.docx
@@ -245,7 +245,7 @@
     <w:r>
       <w:tab/>
       <w:tab/>
-      <w:t>2025-03-05</w:t>
+      <w:t>2025-03-06</w:t>
       <w:br/>
       <w:br/>
     </w:r>

--- a/tillsyn/A 9406-2025 tillsynsbegäran.docx
+++ b/tillsyn/A 9406-2025 tillsynsbegäran.docx
@@ -245,7 +245,7 @@
     <w:r>
       <w:tab/>
       <w:tab/>
-      <w:t>2025-03-06</w:t>
+      <w:t>2025-03-07</w:t>
       <w:br/>
       <w:br/>
     </w:r>

--- a/tillsyn/A 9406-2025 tillsynsbegäran.docx
+++ b/tillsyn/A 9406-2025 tillsynsbegäran.docx
@@ -245,7 +245,7 @@
     <w:r>
       <w:tab/>
       <w:tab/>
-      <w:t>2025-03-07</w:t>
+      <w:t>2025-03-08</w:t>
       <w:br/>
       <w:br/>
     </w:r>

--- a/tillsyn/A 9406-2025 tillsynsbegäran.docx
+++ b/tillsyn/A 9406-2025 tillsynsbegäran.docx
@@ -245,7 +245,7 @@
     <w:r>
       <w:tab/>
       <w:tab/>
-      <w:t>2025-03-08</w:t>
+      <w:t>2025-03-09</w:t>
       <w:br/>
       <w:br/>
     </w:r>

--- a/tillsyn/A 9406-2025 tillsynsbegäran.docx
+++ b/tillsyn/A 9406-2025 tillsynsbegäran.docx
@@ -245,7 +245,7 @@
     <w:r>
       <w:tab/>
       <w:tab/>
-      <w:t>2025-03-09</w:t>
+      <w:t>2025-03-10</w:t>
       <w:br/>
       <w:br/>
     </w:r>

--- a/tillsyn/A 9406-2025 tillsynsbegäran.docx
+++ b/tillsyn/A 9406-2025 tillsynsbegäran.docx
@@ -245,7 +245,7 @@
     <w:r>
       <w:tab/>
       <w:tab/>
-      <w:t>2025-03-10</w:t>
+      <w:t>2025-03-11</w:t>
       <w:br/>
       <w:br/>
     </w:r>

--- a/tillsyn/A 9406-2025 tillsynsbegäran.docx
+++ b/tillsyn/A 9406-2025 tillsynsbegäran.docx
@@ -245,7 +245,7 @@
     <w:r>
       <w:tab/>
       <w:tab/>
-      <w:t>2025-03-11</w:t>
+      <w:t>2025-03-12</w:t>
       <w:br/>
       <w:br/>
     </w:r>

--- a/tillsyn/A 9406-2025 tillsynsbegäran.docx
+++ b/tillsyn/A 9406-2025 tillsynsbegäran.docx
@@ -245,7 +245,7 @@
     <w:r>
       <w:tab/>
       <w:tab/>
-      <w:t>2025-03-12</w:t>
+      <w:t>2025-03-13</w:t>
       <w:br/>
       <w:br/>
     </w:r>

--- a/tillsyn/A 9406-2025 tillsynsbegäran.docx
+++ b/tillsyn/A 9406-2025 tillsynsbegäran.docx
@@ -245,7 +245,7 @@
     <w:r>
       <w:tab/>
       <w:tab/>
-      <w:t>2025-03-13</w:t>
+      <w:t>2025-03-14</w:t>
       <w:br/>
       <w:br/>
     </w:r>

--- a/tillsyn/A 9406-2025 tillsynsbegäran.docx
+++ b/tillsyn/A 9406-2025 tillsynsbegäran.docx
@@ -245,7 +245,7 @@
     <w:r>
       <w:tab/>
       <w:tab/>
-      <w:t>2025-03-14</w:t>
+      <w:t>2025-03-15</w:t>
       <w:br/>
       <w:br/>
     </w:r>

--- a/tillsyn/A 9406-2025 tillsynsbegäran.docx
+++ b/tillsyn/A 9406-2025 tillsynsbegäran.docx
@@ -245,7 +245,7 @@
     <w:r>
       <w:tab/>
       <w:tab/>
-      <w:t>2025-03-15</w:t>
+      <w:t>2025-03-16</w:t>
       <w:br/>
       <w:br/>
     </w:r>

--- a/tillsyn/A 9406-2025 tillsynsbegäran.docx
+++ b/tillsyn/A 9406-2025 tillsynsbegäran.docx
@@ -245,7 +245,7 @@
     <w:r>
       <w:tab/>
       <w:tab/>
-      <w:t>2025-03-16</w:t>
+      <w:t>2025-03-17</w:t>
       <w:br/>
       <w:br/>
     </w:r>

--- a/tillsyn/A 9406-2025 tillsynsbegäran.docx
+++ b/tillsyn/A 9406-2025 tillsynsbegäran.docx
@@ -245,7 +245,7 @@
     <w:r>
       <w:tab/>
       <w:tab/>
-      <w:t>2025-03-17</w:t>
+      <w:t>2025-03-18</w:t>
       <w:br/>
       <w:br/>
     </w:r>

--- a/tillsyn/A 9406-2025 tillsynsbegäran.docx
+++ b/tillsyn/A 9406-2025 tillsynsbegäran.docx
@@ -245,7 +245,7 @@
     <w:r>
       <w:tab/>
       <w:tab/>
-      <w:t>2025-03-18</w:t>
+      <w:t>2025-03-19</w:t>
       <w:br/>
       <w:br/>
     </w:r>

--- a/tillsyn/A 9406-2025 tillsynsbegäran.docx
+++ b/tillsyn/A 9406-2025 tillsynsbegäran.docx
@@ -245,7 +245,7 @@
     <w:r>
       <w:tab/>
       <w:tab/>
-      <w:t>2025-03-19</w:t>
+      <w:t>2025-03-20</w:t>
       <w:br/>
       <w:br/>
     </w:r>

--- a/tillsyn/A 9406-2025 tillsynsbegäran.docx
+++ b/tillsyn/A 9406-2025 tillsynsbegäran.docx
@@ -245,7 +245,7 @@
     <w:r>
       <w:tab/>
       <w:tab/>
-      <w:t>2025-03-20</w:t>
+      <w:t>2025-03-21</w:t>
       <w:br/>
       <w:br/>
     </w:r>

--- a/tillsyn/A 9406-2025 tillsynsbegäran.docx
+++ b/tillsyn/A 9406-2025 tillsynsbegäran.docx
@@ -245,7 +245,7 @@
     <w:r>
       <w:tab/>
       <w:tab/>
-      <w:t>2025-03-21</w:t>
+      <w:t>2025-03-22</w:t>
       <w:br/>
       <w:br/>
     </w:r>

--- a/tillsyn/A 9406-2025 tillsynsbegäran.docx
+++ b/tillsyn/A 9406-2025 tillsynsbegäran.docx
@@ -245,7 +245,7 @@
     <w:r>
       <w:tab/>
       <w:tab/>
-      <w:t>2025-03-22</w:t>
+      <w:t>2025-03-23</w:t>
       <w:br/>
       <w:br/>
     </w:r>

--- a/tillsyn/A 9406-2025 tillsynsbegäran.docx
+++ b/tillsyn/A 9406-2025 tillsynsbegäran.docx
@@ -245,7 +245,7 @@
     <w:r>
       <w:tab/>
       <w:tab/>
-      <w:t>2025-03-23</w:t>
+      <w:t>2025-03-24</w:t>
       <w:br/>
       <w:br/>
     </w:r>

--- a/tillsyn/A 9406-2025 tillsynsbegäran.docx
+++ b/tillsyn/A 9406-2025 tillsynsbegäran.docx
@@ -245,7 +245,7 @@
     <w:r>
       <w:tab/>
       <w:tab/>
-      <w:t>2025-03-24</w:t>
+      <w:t>2025-03-25</w:t>
       <w:br/>
       <w:br/>
     </w:r>

--- a/tillsyn/A 9406-2025 tillsynsbegäran.docx
+++ b/tillsyn/A 9406-2025 tillsynsbegäran.docx
@@ -245,7 +245,7 @@
     <w:r>
       <w:tab/>
       <w:tab/>
-      <w:t>2025-03-25</w:t>
+      <w:t>2025-03-26</w:t>
       <w:br/>
       <w:br/>
     </w:r>

--- a/tillsyn/A 9406-2025 tillsynsbegäran.docx
+++ b/tillsyn/A 9406-2025 tillsynsbegäran.docx
@@ -245,7 +245,7 @@
     <w:r>
       <w:tab/>
       <w:tab/>
-      <w:t>2025-03-26</w:t>
+      <w:t>2025-03-27</w:t>
       <w:br/>
       <w:br/>
     </w:r>

--- a/tillsyn/A 9406-2025 tillsynsbegäran.docx
+++ b/tillsyn/A 9406-2025 tillsynsbegäran.docx
@@ -245,7 +245,7 @@
     <w:r>
       <w:tab/>
       <w:tab/>
-      <w:t>2025-03-27</w:t>
+      <w:t>2025-03-28</w:t>
       <w:br/>
       <w:br/>
     </w:r>

--- a/tillsyn/A 9406-2025 tillsynsbegäran.docx
+++ b/tillsyn/A 9406-2025 tillsynsbegäran.docx
@@ -245,7 +245,7 @@
     <w:r>
       <w:tab/>
       <w:tab/>
-      <w:t>2025-04-02</w:t>
+      <w:t>2025-04-03</w:t>
       <w:br/>
       <w:br/>
     </w:r>

--- a/tillsyn/A 9406-2025 tillsynsbegäran.docx
+++ b/tillsyn/A 9406-2025 tillsynsbegäran.docx
@@ -245,7 +245,7 @@
     <w:r>
       <w:tab/>
       <w:tab/>
-      <w:t>2025-04-03</w:t>
+      <w:t>2025-04-05</w:t>
       <w:br/>
       <w:br/>
     </w:r>

--- a/tillsyn/A 9406-2025 tillsynsbegäran.docx
+++ b/tillsyn/A 9406-2025 tillsynsbegäran.docx
@@ -245,7 +245,7 @@
     <w:r>
       <w:tab/>
       <w:tab/>
-      <w:t>2025-04-05</w:t>
+      <w:t>2025-04-06</w:t>
       <w:br/>
       <w:br/>
     </w:r>

--- a/tillsyn/A 9406-2025 tillsynsbegäran.docx
+++ b/tillsyn/A 9406-2025 tillsynsbegäran.docx
@@ -245,7 +245,7 @@
     <w:r>
       <w:tab/>
       <w:tab/>
-      <w:t>2025-04-06</w:t>
+      <w:t>2025-04-07</w:t>
       <w:br/>
       <w:br/>
     </w:r>

--- a/tillsyn/A 9406-2025 tillsynsbegäran.docx
+++ b/tillsyn/A 9406-2025 tillsynsbegäran.docx
@@ -245,7 +245,7 @@
     <w:r>
       <w:tab/>
       <w:tab/>
-      <w:t>2025-04-07</w:t>
+      <w:t>2025-04-08</w:t>
       <w:br/>
       <w:br/>
     </w:r>

--- a/tillsyn/A 9406-2025 tillsynsbegäran.docx
+++ b/tillsyn/A 9406-2025 tillsynsbegäran.docx
@@ -245,7 +245,7 @@
     <w:r>
       <w:tab/>
       <w:tab/>
-      <w:t>2025-04-08</w:t>
+      <w:t>2025-04-09</w:t>
       <w:br/>
       <w:br/>
     </w:r>

--- a/tillsyn/A 9406-2025 tillsynsbegäran.docx
+++ b/tillsyn/A 9406-2025 tillsynsbegäran.docx
@@ -91,6 +91,17 @@
       </w:r>
     </w:p>
     <w:p>
+      <w:r>
+        <w:rPr>
+          <w:b/>
+        </w:rPr>
+        <w:t xml:space="preserve">Fyrflikig jordstjärna (NT) </w:t>
+      </w:r>
+      <w:r>
+        <w:t>är en nedbrytare i löv- eller barrförna i skogsmark på väl dränerade och mer eller mindre kalkrika jordar. Den är främst funnen i örtrika gamla barrskogar, med eller utan lövträdsinslag, där den växer i nakna eller mosstäckta välutvecklade barrmattor, under gran, tall, en och ibland idegran. Artens växtplatser, och även den närliggande skogsmiljön kring växtplatserna, bör undantas från slutavverkning och genomgripande gallringar (SLU Artdatabanken, 2024).</w:t>
+      </w:r>
+    </w:p>
+    <w:p>
       <w:pPr>
         <w:pStyle w:val="Heading1"/>
       </w:pPr>
@@ -245,7 +256,7 @@
     <w:r>
       <w:tab/>
       <w:tab/>
-      <w:t>2025-04-09</w:t>
+      <w:t>2025-04-10</w:t>
       <w:br/>
       <w:br/>
     </w:r>

--- a/tillsyn/A 9406-2025 tillsynsbegäran.docx
+++ b/tillsyn/A 9406-2025 tillsynsbegäran.docx
@@ -256,7 +256,7 @@
     <w:r>
       <w:tab/>
       <w:tab/>
-      <w:t>2025-04-10</w:t>
+      <w:t>2025-04-11</w:t>
       <w:br/>
       <w:br/>
     </w:r>

--- a/tillsyn/A 9406-2025 tillsynsbegäran.docx
+++ b/tillsyn/A 9406-2025 tillsynsbegäran.docx
@@ -256,7 +256,7 @@
     <w:r>
       <w:tab/>
       <w:tab/>
-      <w:t>2025-04-11</w:t>
+      <w:t>2025-04-12</w:t>
       <w:br/>
       <w:br/>
     </w:r>

--- a/tillsyn/A 9406-2025 tillsynsbegäran.docx
+++ b/tillsyn/A 9406-2025 tillsynsbegäran.docx
@@ -256,7 +256,7 @@
     <w:r>
       <w:tab/>
       <w:tab/>
-      <w:t>2025-04-12</w:t>
+      <w:t>2025-04-13</w:t>
       <w:br/>
       <w:br/>
     </w:r>

--- a/tillsyn/A 9406-2025 tillsynsbegäran.docx
+++ b/tillsyn/A 9406-2025 tillsynsbegäran.docx
@@ -256,7 +256,7 @@
     <w:r>
       <w:tab/>
       <w:tab/>
-      <w:t>2025-04-13</w:t>
+      <w:t>2025-04-14</w:t>
       <w:br/>
       <w:br/>
     </w:r>

--- a/tillsyn/A 9406-2025 tillsynsbegäran.docx
+++ b/tillsyn/A 9406-2025 tillsynsbegäran.docx
@@ -256,7 +256,7 @@
     <w:r>
       <w:tab/>
       <w:tab/>
-      <w:t>2025-04-14</w:t>
+      <w:t>2025-04-15</w:t>
       <w:br/>
       <w:br/>
     </w:r>

--- a/tillsyn/A 9406-2025 tillsynsbegäran.docx
+++ b/tillsyn/A 9406-2025 tillsynsbegäran.docx
@@ -256,7 +256,7 @@
     <w:r>
       <w:tab/>
       <w:tab/>
-      <w:t>2025-04-15</w:t>
+      <w:t>2025-04-16</w:t>
       <w:br/>
       <w:br/>
     </w:r>

--- a/tillsyn/A 9406-2025 tillsynsbegäran.docx
+++ b/tillsyn/A 9406-2025 tillsynsbegäran.docx
@@ -256,7 +256,7 @@
     <w:r>
       <w:tab/>
       <w:tab/>
-      <w:t>2025-04-16</w:t>
+      <w:t>2025-04-17</w:t>
       <w:br/>
       <w:br/>
     </w:r>

--- a/tillsyn/A 9406-2025 tillsynsbegäran.docx
+++ b/tillsyn/A 9406-2025 tillsynsbegäran.docx
@@ -256,7 +256,7 @@
     <w:r>
       <w:tab/>
       <w:tab/>
-      <w:t>2025-04-17</w:t>
+      <w:t>2025-04-18</w:t>
       <w:br/>
       <w:br/>
     </w:r>

--- a/tillsyn/A 9406-2025 tillsynsbegäran.docx
+++ b/tillsyn/A 9406-2025 tillsynsbegäran.docx
@@ -256,7 +256,7 @@
     <w:r>
       <w:tab/>
       <w:tab/>
-      <w:t>2025-05-03</w:t>
+      <w:t>2025-05-04</w:t>
       <w:br/>
       <w:br/>
     </w:r>

--- a/tillsyn/A 9406-2025 tillsynsbegäran.docx
+++ b/tillsyn/A 9406-2025 tillsynsbegäran.docx
@@ -256,7 +256,7 @@
     <w:r>
       <w:tab/>
       <w:tab/>
-      <w:t>2025-05-04</w:t>
+      <w:t>2025-05-06</w:t>
       <w:br/>
       <w:br/>
     </w:r>

--- a/tillsyn/A 9406-2025 tillsynsbegäran.docx
+++ b/tillsyn/A 9406-2025 tillsynsbegäran.docx
@@ -256,7 +256,7 @@
     <w:r>
       <w:tab/>
       <w:tab/>
-      <w:t>2025-05-06</w:t>
+      <w:t>2025-05-07</w:t>
       <w:br/>
       <w:br/>
     </w:r>

--- a/tillsyn/A 9406-2025 tillsynsbegäran.docx
+++ b/tillsyn/A 9406-2025 tillsynsbegäran.docx
@@ -256,7 +256,7 @@
     <w:r>
       <w:tab/>
       <w:tab/>
-      <w:t>2025-05-07</w:t>
+      <w:t>2025-05-08</w:t>
       <w:br/>
       <w:br/>
     </w:r>

--- a/tillsyn/A 9406-2025 tillsynsbegäran.docx
+++ b/tillsyn/A 9406-2025 tillsynsbegäran.docx
@@ -256,7 +256,7 @@
     <w:r>
       <w:tab/>
       <w:tab/>
-      <w:t>2025-05-08</w:t>
+      <w:t>2025-05-09</w:t>
       <w:br/>
       <w:br/>
     </w:r>

--- a/tillsyn/A 9406-2025 tillsynsbegäran.docx
+++ b/tillsyn/A 9406-2025 tillsynsbegäran.docx
@@ -256,7 +256,7 @@
     <w:r>
       <w:tab/>
       <w:tab/>
-      <w:t>2025-05-09</w:t>
+      <w:t>2025-05-10</w:t>
       <w:br/>
       <w:br/>
     </w:r>

--- a/tillsyn/A 9406-2025 tillsynsbegäran.docx
+++ b/tillsyn/A 9406-2025 tillsynsbegäran.docx
@@ -256,7 +256,7 @@
     <w:r>
       <w:tab/>
       <w:tab/>
-      <w:t>2025-05-10</w:t>
+      <w:t>2025-05-11</w:t>
       <w:br/>
       <w:br/>
     </w:r>

--- a/tillsyn/A 9406-2025 tillsynsbegäran.docx
+++ b/tillsyn/A 9406-2025 tillsynsbegäran.docx
@@ -256,7 +256,7 @@
     <w:r>
       <w:tab/>
       <w:tab/>
-      <w:t>2025-05-11</w:t>
+      <w:t>2025-05-12</w:t>
       <w:br/>
       <w:br/>
     </w:r>

--- a/tillsyn/A 9406-2025 tillsynsbegäran.docx
+++ b/tillsyn/A 9406-2025 tillsynsbegäran.docx
@@ -256,7 +256,7 @@
     <w:r>
       <w:tab/>
       <w:tab/>
-      <w:t>2025-05-12</w:t>
+      <w:t>2025-05-13</w:t>
       <w:br/>
       <w:br/>
     </w:r>

--- a/tillsyn/A 9406-2025 tillsynsbegäran.docx
+++ b/tillsyn/A 9406-2025 tillsynsbegäran.docx
@@ -256,7 +256,7 @@
     <w:r>
       <w:tab/>
       <w:tab/>
-      <w:t>2025-05-13</w:t>
+      <w:t>2025-05-14</w:t>
       <w:br/>
       <w:br/>
     </w:r>

--- a/tillsyn/A 9406-2025 tillsynsbegäran.docx
+++ b/tillsyn/A 9406-2025 tillsynsbegäran.docx
@@ -256,7 +256,7 @@
     <w:r>
       <w:tab/>
       <w:tab/>
-      <w:t>2025-05-14</w:t>
+      <w:t>2025-05-15</w:t>
       <w:br/>
       <w:br/>
     </w:r>

--- a/tillsyn/A 9406-2025 tillsynsbegäran.docx
+++ b/tillsyn/A 9406-2025 tillsynsbegäran.docx
@@ -256,7 +256,7 @@
     <w:r>
       <w:tab/>
       <w:tab/>
-      <w:t>2025-05-15</w:t>
+      <w:t>2025-05-16</w:t>
       <w:br/>
       <w:br/>
     </w:r>

--- a/tillsyn/A 9406-2025 tillsynsbegäran.docx
+++ b/tillsyn/A 9406-2025 tillsynsbegäran.docx
@@ -256,7 +256,7 @@
     <w:r>
       <w:tab/>
       <w:tab/>
-      <w:t>2025-05-16</w:t>
+      <w:t>2025-05-17</w:t>
       <w:br/>
       <w:br/>
     </w:r>

--- a/tillsyn/A 9406-2025 tillsynsbegäran.docx
+++ b/tillsyn/A 9406-2025 tillsynsbegäran.docx
@@ -256,7 +256,7 @@
     <w:r>
       <w:tab/>
       <w:tab/>
-      <w:t>2025-05-17</w:t>
+      <w:t>2025-05-18</w:t>
       <w:br/>
       <w:br/>
     </w:r>

--- a/tillsyn/A 9406-2025 tillsynsbegäran.docx
+++ b/tillsyn/A 9406-2025 tillsynsbegäran.docx
@@ -256,7 +256,7 @@
     <w:r>
       <w:tab/>
       <w:tab/>
-      <w:t>2025-05-18</w:t>
+      <w:t>2025-05-19</w:t>
       <w:br/>
       <w:br/>
     </w:r>

--- a/tillsyn/A 9406-2025 tillsynsbegäran.docx
+++ b/tillsyn/A 9406-2025 tillsynsbegäran.docx
@@ -256,7 +256,7 @@
     <w:r>
       <w:tab/>
       <w:tab/>
-      <w:t>2025-05-19</w:t>
+      <w:t>2025-05-20</w:t>
       <w:br/>
       <w:br/>
     </w:r>

--- a/tillsyn/A 9406-2025 tillsynsbegäran.docx
+++ b/tillsyn/A 9406-2025 tillsynsbegäran.docx
@@ -256,7 +256,7 @@
     <w:r>
       <w:tab/>
       <w:tab/>
-      <w:t>2025-05-20</w:t>
+      <w:t>2025-05-21</w:t>
       <w:br/>
       <w:br/>
     </w:r>

--- a/tillsyn/A 9406-2025 tillsynsbegäran.docx
+++ b/tillsyn/A 9406-2025 tillsynsbegäran.docx
@@ -256,7 +256,7 @@
     <w:r>
       <w:tab/>
       <w:tab/>
-      <w:t>2025-05-21</w:t>
+      <w:t>2025-05-22</w:t>
       <w:br/>
       <w:br/>
     </w:r>

--- a/tillsyn/A 9406-2025 tillsynsbegäran.docx
+++ b/tillsyn/A 9406-2025 tillsynsbegäran.docx
@@ -256,7 +256,7 @@
     <w:r>
       <w:tab/>
       <w:tab/>
-      <w:t>2025-05-22</w:t>
+      <w:t>2025-05-23</w:t>
       <w:br/>
       <w:br/>
     </w:r>

--- a/tillsyn/A 9406-2025 tillsynsbegäran.docx
+++ b/tillsyn/A 9406-2025 tillsynsbegäran.docx
@@ -256,7 +256,7 @@
     <w:r>
       <w:tab/>
       <w:tab/>
-      <w:t>2025-05-23</w:t>
+      <w:t>2025-05-24</w:t>
       <w:br/>
       <w:br/>
     </w:r>

--- a/tillsyn/A 9406-2025 tillsynsbegäran.docx
+++ b/tillsyn/A 9406-2025 tillsynsbegäran.docx
@@ -256,7 +256,7 @@
     <w:r>
       <w:tab/>
       <w:tab/>
-      <w:t>2025-05-24</w:t>
+      <w:t>2025-05-25</w:t>
       <w:br/>
       <w:br/>
     </w:r>

--- a/tillsyn/A 9406-2025 tillsynsbegäran.docx
+++ b/tillsyn/A 9406-2025 tillsynsbegäran.docx
@@ -256,7 +256,7 @@
     <w:r>
       <w:tab/>
       <w:tab/>
-      <w:t>2025-05-25</w:t>
+      <w:t>2025-05-26</w:t>
       <w:br/>
       <w:br/>
     </w:r>

--- a/tillsyn/A 9406-2025 tillsynsbegäran.docx
+++ b/tillsyn/A 9406-2025 tillsynsbegäran.docx
@@ -256,7 +256,7 @@
     <w:r>
       <w:tab/>
       <w:tab/>
-      <w:t>2025-05-26</w:t>
+      <w:t>2025-05-27</w:t>
       <w:br/>
       <w:br/>
     </w:r>

--- a/tillsyn/A 9406-2025 tillsynsbegäran.docx
+++ b/tillsyn/A 9406-2025 tillsynsbegäran.docx
@@ -256,7 +256,7 @@
     <w:r>
       <w:tab/>
       <w:tab/>
-      <w:t>2025-05-27</w:t>
+      <w:t>2025-05-30</w:t>
       <w:br/>
       <w:br/>
     </w:r>

--- a/tillsyn/A 9406-2025 tillsynsbegäran.docx
+++ b/tillsyn/A 9406-2025 tillsynsbegäran.docx
@@ -256,7 +256,7 @@
     <w:r>
       <w:tab/>
       <w:tab/>
-      <w:t>2025-05-30</w:t>
+      <w:t>2025-06-01</w:t>
       <w:br/>
       <w:br/>
     </w:r>

--- a/tillsyn/A 9406-2025 tillsynsbegäran.docx
+++ b/tillsyn/A 9406-2025 tillsynsbegäran.docx
@@ -256,7 +256,7 @@
     <w:r>
       <w:tab/>
       <w:tab/>
-      <w:t>2025-06-01</w:t>
+      <w:t>2025-06-02</w:t>
       <w:br/>
       <w:br/>
     </w:r>

--- a/tillsyn/A 9406-2025 tillsynsbegäran.docx
+++ b/tillsyn/A 9406-2025 tillsynsbegäran.docx
@@ -256,7 +256,7 @@
     <w:r>
       <w:tab/>
       <w:tab/>
-      <w:t>2025-06-02</w:t>
+      <w:t>2025-06-03</w:t>
       <w:br/>
       <w:br/>
     </w:r>

--- a/tillsyn/A 9406-2025 tillsynsbegäran.docx
+++ b/tillsyn/A 9406-2025 tillsynsbegäran.docx
@@ -256,7 +256,7 @@
     <w:r>
       <w:tab/>
       <w:tab/>
-      <w:t>2025-06-03</w:t>
+      <w:t>2025-06-04</w:t>
       <w:br/>
       <w:br/>
     </w:r>

--- a/tillsyn/A 9406-2025 tillsynsbegäran.docx
+++ b/tillsyn/A 9406-2025 tillsynsbegäran.docx
@@ -256,7 +256,7 @@
     <w:r>
       <w:tab/>
       <w:tab/>
-      <w:t>2025-06-04</w:t>
+      <w:t>2025-06-05</w:t>
       <w:br/>
       <w:br/>
     </w:r>

--- a/tillsyn/A 9406-2025 tillsynsbegäran.docx
+++ b/tillsyn/A 9406-2025 tillsynsbegäran.docx
@@ -256,7 +256,7 @@
     <w:r>
       <w:tab/>
       <w:tab/>
-      <w:t>2025-06-05</w:t>
+      <w:t>2025-06-13</w:t>
       <w:br/>
       <w:br/>
     </w:r>

--- a/tillsyn/A 9406-2025 tillsynsbegäran.docx
+++ b/tillsyn/A 9406-2025 tillsynsbegäran.docx
@@ -256,7 +256,7 @@
     <w:r>
       <w:tab/>
       <w:tab/>
-      <w:t>2025-06-13</w:t>
+      <w:t>2025-06-15</w:t>
       <w:br/>
       <w:br/>
     </w:r>

--- a/tillsyn/A 9406-2025 tillsynsbegäran.docx
+++ b/tillsyn/A 9406-2025 tillsynsbegäran.docx
@@ -256,7 +256,7 @@
     <w:r>
       <w:tab/>
       <w:tab/>
-      <w:t>2025-06-15</w:t>
+      <w:t>2025-06-16</w:t>
       <w:br/>
       <w:br/>
     </w:r>

--- a/tillsyn/A 9406-2025 tillsynsbegäran.docx
+++ b/tillsyn/A 9406-2025 tillsynsbegäran.docx
@@ -256,7 +256,7 @@
     <w:r>
       <w:tab/>
       <w:tab/>
-      <w:t>2025-06-16</w:t>
+      <w:t>2025-06-17</w:t>
       <w:br/>
       <w:br/>
     </w:r>

--- a/tillsyn/A 9406-2025 tillsynsbegäran.docx
+++ b/tillsyn/A 9406-2025 tillsynsbegäran.docx
@@ -256,7 +256,7 @@
     <w:r>
       <w:tab/>
       <w:tab/>
-      <w:t>2025-06-17</w:t>
+      <w:t>2025-06-18</w:t>
       <w:br/>
       <w:br/>
     </w:r>

--- a/tillsyn/A 9406-2025 tillsynsbegäran.docx
+++ b/tillsyn/A 9406-2025 tillsynsbegäran.docx
@@ -256,7 +256,7 @@
     <w:r>
       <w:tab/>
       <w:tab/>
-      <w:t>2025-06-18</w:t>
+      <w:t>2025-06-19</w:t>
       <w:br/>
       <w:br/>
     </w:r>

--- a/tillsyn/A 9406-2025 tillsynsbegäran.docx
+++ b/tillsyn/A 9406-2025 tillsynsbegäran.docx
@@ -256,7 +256,7 @@
     <w:r>
       <w:tab/>
       <w:tab/>
-      <w:t>2025-06-19</w:t>
+      <w:t>2025-06-20</w:t>
       <w:br/>
       <w:br/>
     </w:r>

--- a/tillsyn/A 9406-2025 tillsynsbegäran.docx
+++ b/tillsyn/A 9406-2025 tillsynsbegäran.docx
@@ -256,7 +256,7 @@
     <w:r>
       <w:tab/>
       <w:tab/>
-      <w:t>2025-06-20</w:t>
+      <w:t>2025-06-21</w:t>
       <w:br/>
       <w:br/>
     </w:r>

--- a/tillsyn/A 9406-2025 tillsynsbegäran.docx
+++ b/tillsyn/A 9406-2025 tillsynsbegäran.docx
@@ -256,7 +256,7 @@
     <w:r>
       <w:tab/>
       <w:tab/>
-      <w:t>2025-06-21</w:t>
+      <w:t>2025-06-22</w:t>
       <w:br/>
       <w:br/>
     </w:r>

--- a/tillsyn/A 9406-2025 tillsynsbegäran.docx
+++ b/tillsyn/A 9406-2025 tillsynsbegäran.docx
@@ -256,7 +256,7 @@
     <w:r>
       <w:tab/>
       <w:tab/>
-      <w:t>2025-06-22</w:t>
+      <w:t>2025-06-23</w:t>
       <w:br/>
       <w:br/>
     </w:r>

--- a/tillsyn/A 9406-2025 tillsynsbegäran.docx
+++ b/tillsyn/A 9406-2025 tillsynsbegäran.docx
@@ -256,7 +256,7 @@
     <w:r>
       <w:tab/>
       <w:tab/>
-      <w:t>2025-06-23</w:t>
+      <w:t>2025-06-24</w:t>
       <w:br/>
       <w:br/>
     </w:r>

--- a/tillsyn/A 9406-2025 tillsynsbegäran.docx
+++ b/tillsyn/A 9406-2025 tillsynsbegäran.docx
@@ -256,7 +256,7 @@
     <w:r>
       <w:tab/>
       <w:tab/>
-      <w:t>2025-06-24</w:t>
+      <w:t>2025-06-25</w:t>
       <w:br/>
       <w:br/>
     </w:r>

--- a/tillsyn/A 9406-2025 tillsynsbegäran.docx
+++ b/tillsyn/A 9406-2025 tillsynsbegäran.docx
@@ -256,7 +256,7 @@
     <w:r>
       <w:tab/>
       <w:tab/>
-      <w:t>2025-06-25</w:t>
+      <w:t>2025-06-26</w:t>
       <w:br/>
       <w:br/>
     </w:r>

--- a/tillsyn/A 9406-2025 tillsynsbegäran.docx
+++ b/tillsyn/A 9406-2025 tillsynsbegäran.docx
@@ -256,7 +256,7 @@
     <w:r>
       <w:tab/>
       <w:tab/>
-      <w:t>2025-06-26</w:t>
+      <w:t>2025-06-27</w:t>
       <w:br/>
       <w:br/>
     </w:r>

--- a/tillsyn/A 9406-2025 tillsynsbegäran.docx
+++ b/tillsyn/A 9406-2025 tillsynsbegäran.docx
@@ -256,7 +256,7 @@
     <w:r>
       <w:tab/>
       <w:tab/>
-      <w:t>2025-06-27</w:t>
+      <w:t>2025-06-28</w:t>
       <w:br/>
       <w:br/>
     </w:r>

--- a/tillsyn/A 9406-2025 tillsynsbegäran.docx
+++ b/tillsyn/A 9406-2025 tillsynsbegäran.docx
@@ -256,7 +256,7 @@
     <w:r>
       <w:tab/>
       <w:tab/>
-      <w:t>2025-06-28</w:t>
+      <w:t>2025-06-29</w:t>
       <w:br/>
       <w:br/>
     </w:r>

--- a/tillsyn/A 9406-2025 tillsynsbegäran.docx
+++ b/tillsyn/A 9406-2025 tillsynsbegäran.docx
@@ -256,7 +256,7 @@
     <w:r>
       <w:tab/>
       <w:tab/>
-      <w:t>2025-06-29</w:t>
+      <w:t>2025-06-30</w:t>
       <w:br/>
       <w:br/>
     </w:r>

--- a/tillsyn/A 9406-2025 tillsynsbegäran.docx
+++ b/tillsyn/A 9406-2025 tillsynsbegäran.docx
@@ -256,7 +256,7 @@
     <w:r>
       <w:tab/>
       <w:tab/>
-      <w:t>2025-06-30</w:t>
+      <w:t>2025-07-01</w:t>
       <w:br/>
       <w:br/>
     </w:r>

--- a/tillsyn/A 9406-2025 tillsynsbegäran.docx
+++ b/tillsyn/A 9406-2025 tillsynsbegäran.docx
@@ -256,7 +256,7 @@
     <w:r>
       <w:tab/>
       <w:tab/>
-      <w:t>2025-07-01</w:t>
+      <w:t>2025-07-02</w:t>
       <w:br/>
       <w:br/>
     </w:r>

--- a/tillsyn/A 9406-2025 tillsynsbegäran.docx
+++ b/tillsyn/A 9406-2025 tillsynsbegäran.docx
@@ -256,7 +256,7 @@
     <w:r>
       <w:tab/>
       <w:tab/>
-      <w:t>2025-07-02</w:t>
+      <w:t>2025-07-03</w:t>
       <w:br/>
       <w:br/>
     </w:r>

--- a/tillsyn/A 9406-2025 tillsynsbegäran.docx
+++ b/tillsyn/A 9406-2025 tillsynsbegäran.docx
@@ -256,7 +256,7 @@
     <w:r>
       <w:tab/>
       <w:tab/>
-      <w:t>2025-07-03</w:t>
+      <w:t>2025-07-04</w:t>
       <w:br/>
       <w:br/>
     </w:r>

--- a/tillsyn/A 9406-2025 tillsynsbegäran.docx
+++ b/tillsyn/A 9406-2025 tillsynsbegäran.docx
@@ -256,7 +256,7 @@
     <w:r>
       <w:tab/>
       <w:tab/>
-      <w:t>2025-07-04</w:t>
+      <w:t>2025-07-05</w:t>
       <w:br/>
       <w:br/>
     </w:r>

--- a/tillsyn/A 9406-2025 tillsynsbegäran.docx
+++ b/tillsyn/A 9406-2025 tillsynsbegäran.docx
@@ -256,7 +256,7 @@
     <w:r>
       <w:tab/>
       <w:tab/>
-      <w:t>2025-07-05</w:t>
+      <w:t>2025-07-06</w:t>
       <w:br/>
       <w:br/>
     </w:r>

--- a/tillsyn/A 9406-2025 tillsynsbegäran.docx
+++ b/tillsyn/A 9406-2025 tillsynsbegäran.docx
@@ -256,7 +256,7 @@
     <w:r>
       <w:tab/>
       <w:tab/>
-      <w:t>2025-07-06</w:t>
+      <w:t>2025-07-07</w:t>
       <w:br/>
       <w:br/>
     </w:r>

--- a/tillsyn/A 9406-2025 tillsynsbegäran.docx
+++ b/tillsyn/A 9406-2025 tillsynsbegäran.docx
@@ -256,7 +256,7 @@
     <w:r>
       <w:tab/>
       <w:tab/>
-      <w:t>2025-07-07</w:t>
+      <w:t>2025-07-08</w:t>
       <w:br/>
       <w:br/>
     </w:r>

--- a/tillsyn/A 9406-2025 tillsynsbegäran.docx
+++ b/tillsyn/A 9406-2025 tillsynsbegäran.docx
@@ -256,7 +256,7 @@
     <w:r>
       <w:tab/>
       <w:tab/>
-      <w:t>2025-07-08</w:t>
+      <w:t>2025-07-09</w:t>
       <w:br/>
       <w:br/>
     </w:r>

--- a/tillsyn/A 9406-2025 tillsynsbegäran.docx
+++ b/tillsyn/A 9406-2025 tillsynsbegäran.docx
@@ -256,7 +256,7 @@
     <w:r>
       <w:tab/>
       <w:tab/>
-      <w:t>2025-07-09</w:t>
+      <w:t>2025-07-11</w:t>
       <w:br/>
       <w:br/>
     </w:r>

--- a/tillsyn/A 9406-2025 tillsynsbegäran.docx
+++ b/tillsyn/A 9406-2025 tillsynsbegäran.docx
@@ -256,7 +256,7 @@
     <w:r>
       <w:tab/>
       <w:tab/>
-      <w:t>2025-07-11</w:t>
+      <w:t>2025-07-12</w:t>
       <w:br/>
       <w:br/>
     </w:r>

--- a/tillsyn/A 9406-2025 tillsynsbegäran.docx
+++ b/tillsyn/A 9406-2025 tillsynsbegäran.docx
@@ -256,7 +256,7 @@
     <w:r>
       <w:tab/>
       <w:tab/>
-      <w:t>2025-07-12</w:t>
+      <w:t>2025-07-13</w:t>
       <w:br/>
       <w:br/>
     </w:r>

--- a/tillsyn/A 9406-2025 tillsynsbegäran.docx
+++ b/tillsyn/A 9406-2025 tillsynsbegäran.docx
@@ -256,7 +256,7 @@
     <w:r>
       <w:tab/>
       <w:tab/>
-      <w:t>2025-07-13</w:t>
+      <w:t>2025-07-14</w:t>
       <w:br/>
       <w:br/>
     </w:r>

--- a/tillsyn/A 9406-2025 tillsynsbegäran.docx
+++ b/tillsyn/A 9406-2025 tillsynsbegäran.docx
@@ -256,7 +256,7 @@
     <w:r>
       <w:tab/>
       <w:tab/>
-      <w:t>2025-08-06</w:t>
+      <w:t>2025-08-09</w:t>
       <w:br/>
       <w:br/>
     </w:r>
